--- a/output/2er-command-week-nzalc-support.docx
+++ b/output/2er-command-week-nzalc-support.docx
@@ -54,6 +54,26 @@
         <w:pStyle w:val="Normal"/>
         <w:keepNext w:val="true"/>
         <w:pageBreakBefore w:val="false"/>
+        <w:spacing w:before="0" w:after="0"/>
+        <w:rPr/>
+      </w:pPr>
+      <w:r>
+        <w:rPr>
+          <w:rFonts w:cs="Arial"/>
+          <w:b/>
+          <w:i w:val="false"/>
+          <w:color w:val="002516"/>
+          <w:spacing w:val="40"/>
+          <w:sz w:val="20"/>
+        </w:rPr>
+        <w:t>NZALC LEADERSHIP DEVELOPMENT SUPPORT TO 2 ER</w:t>
+      </w:r>
+    </w:p>
+    <w:p>
+      <w:pPr>
+        <w:pStyle w:val="Normal"/>
+        <w:keepNext w:val="true"/>
+        <w:pageBreakBefore w:val="false"/>
         <w:spacing w:before="0" w:after="80"/>
         <w:rPr/>
       </w:pPr>
@@ -64,7 +84,7 @@
           <w:color w:val="000000"/>
           <w:sz w:val="48"/>
         </w:rPr>
-        <w:t>2 ER Command Off-site</w:t>
+        <w:t>Te Whiā Command Week 2026</w:t>
       </w:r>
     </w:p>
     <w:p>
@@ -140,6 +160,7 @@
     <w:p>
       <w:pPr>
         <w:pStyle w:val="Heading1"/>
+        <w:spacing w:before="180" w:after="80"/>
         <w:rPr/>
       </w:pPr>
       <w:r>
@@ -156,6 +177,7 @@
     <w:p>
       <w:pPr>
         <w:pStyle w:val="Normal"/>
+        <w:spacing w:lineRule="auto" w:line="264" w:before="0" w:after="80"/>
         <w:rPr/>
       </w:pPr>
       <w:r>
@@ -164,12 +186,30 @@
           <w:b w:val="false"/>
           <w:i w:val="false"/>
         </w:rPr>
-        <w:t>NZALC will support the 2 ER Command Off-site by delivering a two-phase leadership development package for up to 18 personnel.</w:t>
-      </w:r>
-    </w:p>
-    <w:p>
-      <w:pPr>
-        <w:pStyle w:val="Normal"/>
+        <w:t>To outline NZALC's contribution to Te Whiā Command Week 2026.</w:t>
+      </w:r>
+    </w:p>
+    <w:p>
+      <w:pPr>
+        <w:pStyle w:val="Heading1"/>
+        <w:spacing w:before="180" w:after="80"/>
+        <w:rPr/>
+      </w:pPr>
+      <w:r>
+        <w:rPr>
+          <w:rFonts w:cs="Arial"/>
+          <w:b/>
+          <w:i w:val="false"/>
+          <w:color w:val="002516"/>
+          <w:sz w:val="25"/>
+        </w:rPr>
+        <w:t>Context</w:t>
+      </w:r>
+    </w:p>
+    <w:p>
+      <w:pPr>
+        <w:pStyle w:val="Normal"/>
+        <w:spacing w:lineRule="auto" w:line="264" w:before="0" w:after="80"/>
         <w:rPr/>
       </w:pPr>
       <w:r>
@@ -178,12 +218,13 @@
           <w:b w:val="false"/>
           <w:i w:val="false"/>
         </w:rPr>
-        <w:t>The package is designed to build individual self-awareness before shifting the focus to team effectiveness and collective performance.</w:t>
+        <w:t>2 ER intends to bring its new and future command teams together in a relaxed environment away from normal unit routines. The emphasis is on connection and reflection: building self-awareness, examining individual leadership styles and personality preferences, and strengthening key command relationships.</w:t>
       </w:r>
     </w:p>
     <w:p>
       <w:pPr>
         <w:pStyle w:val="Heading1"/>
+        <w:spacing w:before="180" w:after="80"/>
         <w:rPr/>
       </w:pPr>
       <w:r>
@@ -195,6 +236,21 @@
           <w:sz w:val="25"/>
         </w:rPr>
         <w:t>Programme</w:t>
+      </w:r>
+    </w:p>
+    <w:p>
+      <w:pPr>
+        <w:pStyle w:val="Normal"/>
+        <w:spacing w:lineRule="auto" w:line="264" w:before="0" w:after="80"/>
+        <w:rPr/>
+      </w:pPr>
+      <w:r>
+        <w:rPr>
+          <w:rFonts w:cs="Arial"/>
+          <w:b w:val="false"/>
+          <w:i w:val="false"/>
+        </w:rPr>
+        <w:t>NZALC will support this through two linked phases.</w:t>
       </w:r>
     </w:p>
     <w:tbl>
@@ -391,95 +447,7 @@
                 <w:i w:val="false"/>
                 <w:sz w:val="18"/>
               </w:rPr>
-              <w:t>Facilitated exploration of individual leadership preferences, strengths, potential limitations and impact on others.</w:t>
-            </w:r>
-          </w:p>
-        </w:tc>
-      </w:tr>
-      <w:tr>
-        <w:trPr>
-          <w:cantSplit w:val="true"/>
-        </w:trPr>
-        <w:tc>
-          <w:tcPr>
-            <w:tcW w:w="2040" w:type="dxa"/>
-            <w:tcBorders>
-              <w:top w:val="single" w:sz="4" w:space="0" w:color="D9D9D2"/>
-              <w:left w:val="single" w:sz="4" w:space="0" w:color="A89662"/>
-              <w:bottom w:val="single" w:sz="4" w:space="0" w:color="D9D9D2"/>
-              <w:right w:val="single" w:sz="4" w:space="0" w:color="D9D9D2"/>
-            </w:tcBorders>
-            <w:shd w:color="auto" w:fill="CDD2B7" w:val="clear"/>
-          </w:tcPr>
-          <w:p>
-            <w:pPr>
-              <w:pStyle w:val="Normal"/>
-              <w:spacing w:lineRule="auto" w:line="268" w:before="0" w:after="0"/>
-              <w:rPr/>
-            </w:pPr>
-            <w:r>
-              <w:rPr>
-                <w:rFonts w:cs="Arial"/>
-                <w:b/>
-                <w:i w:val="false"/>
-                <w:color w:val="002516"/>
-                <w:sz w:val="18"/>
-              </w:rPr>
-              <w:t>Tuesday 17 November, 0800 to 1200</w:t>
-            </w:r>
-          </w:p>
-        </w:tc>
-        <w:tc>
-          <w:tcPr>
-            <w:tcW w:w="3629" w:type="dxa"/>
-            <w:tcBorders>
-              <w:top w:val="single" w:sz="4" w:space="0" w:color="D9D9D2"/>
-              <w:left w:val="single" w:sz="4" w:space="0" w:color="D9D9D2"/>
-              <w:bottom w:val="single" w:sz="4" w:space="0" w:color="D9D9D2"/>
-              <w:right w:val="single" w:sz="4" w:space="0" w:color="D9D9D2"/>
-            </w:tcBorders>
-          </w:tcPr>
-          <w:p>
-            <w:pPr>
-              <w:pStyle w:val="Normal"/>
-              <w:spacing w:lineRule="auto" w:line="268" w:before="0" w:after="0"/>
-              <w:rPr/>
-            </w:pPr>
-            <w:r>
-              <w:rPr>
-                <w:rFonts w:cs="Arial"/>
-                <w:b w:val="false"/>
-                <w:i w:val="false"/>
-                <w:sz w:val="18"/>
-              </w:rPr>
-              <w:t>ROCKET Model</w:t>
-            </w:r>
-          </w:p>
-        </w:tc>
-        <w:tc>
-          <w:tcPr>
-            <w:tcW w:w="3628" w:type="dxa"/>
-            <w:tcBorders>
-              <w:top w:val="single" w:sz="4" w:space="0" w:color="D9D9D2"/>
-              <w:left w:val="single" w:sz="4" w:space="0" w:color="D9D9D2"/>
-              <w:bottom w:val="single" w:sz="4" w:space="0" w:color="D9D9D2"/>
-              <w:right w:val="single" w:sz="4" w:space="0" w:color="A89662"/>
-            </w:tcBorders>
-          </w:tcPr>
-          <w:p>
-            <w:pPr>
-              <w:pStyle w:val="Normal"/>
-              <w:spacing w:lineRule="auto" w:line="268" w:before="0" w:after="0"/>
-              <w:rPr/>
-            </w:pPr>
-            <w:r>
-              <w:rPr>
-                <w:rFonts w:cs="Arial"/>
-                <w:b w:val="false"/>
-                <w:i w:val="false"/>
-                <w:sz w:val="18"/>
-              </w:rPr>
-              <w:t>Facilitated team development session focused on the conditions required for effective team performance.</w:t>
+              <w:t>Facilitated exploration of individual leadership preferences, strengths, potential limitations and impact on others, including the implications for command relationships.</w:t>
             </w:r>
           </w:p>
         </w:tc>
@@ -513,7 +481,7 @@
                 <w:color w:val="002516"/>
                 <w:sz w:val="18"/>
               </w:rPr>
-              <w:t>Tuesday 17 November, 1200 to 1400</w:t>
+              <w:t>Tuesday 17 November, 0800 to 1200</w:t>
             </w:r>
           </w:p>
         </w:tc>
@@ -540,7 +508,7 @@
                 <w:i w:val="false"/>
                 <w:sz w:val="18"/>
               </w:rPr>
-              <w:t>Protected white space</w:t>
+              <w:t>ROCKET Model</w:t>
             </w:r>
           </w:p>
         </w:tc>
@@ -567,7 +535,7 @@
                 <w:i w:val="false"/>
                 <w:sz w:val="18"/>
               </w:rPr>
-              <w:t>Available if required to continue productive discussion, consolidate learning or explore issues arising during the session.</w:t>
+              <w:t>Facilitated application of the ROCKET Model to establish the conditions required for effective command teams.</w:t>
             </w:r>
           </w:p>
         </w:tc>
@@ -586,6 +554,7 @@
     <w:p>
       <w:pPr>
         <w:pStyle w:val="Normal"/>
+        <w:spacing w:lineRule="auto" w:line="264" w:before="0" w:after="80"/>
         <w:rPr/>
       </w:pPr>
       <w:r>
@@ -594,12 +563,28 @@
           <w:b w:val="false"/>
           <w:i w:val="false"/>
         </w:rPr>
-        <w:t>NZALC's contribution will conclude no later than 1400 Tuesday. The remainder of the week will continue under 2 ER's command arrangements.</w:t>
+        <w:t>The period 1200 to 1400 Tuesday will be retained as flexibility to continue productive discussion or consolidate learning if required.</w:t>
+      </w:r>
+    </w:p>
+    <w:p>
+      <w:pPr>
+        <w:pStyle w:val="Normal"/>
+        <w:spacing w:lineRule="auto" w:line="264" w:before="0" w:after="80"/>
+        <w:rPr/>
+      </w:pPr>
+      <w:r>
+        <w:rPr>
+          <w:rFonts w:cs="Arial"/>
+          <w:b w:val="false"/>
+          <w:i w:val="false"/>
+        </w:rPr>
+        <w:t>NZALC support will conclude no later than 1400 Tuesday 17 November. The remainder of Command Week will continue under 2 ER command arrangements.</w:t>
       </w:r>
     </w:p>
     <w:p>
       <w:pPr>
         <w:pStyle w:val="Heading1"/>
+        <w:spacing w:before="180" w:after="80"/>
         <w:rPr/>
       </w:pPr>
       <w:r>
@@ -698,7 +683,7 @@
           <w:b w:val="false"/>
           <w:i w:val="false"/>
         </w:rPr>
-        <w:t xml:space="preserve"> Up to 18 personnel</w:t>
+        <w:t xml:space="preserve"> Up to 17 personnel drawn from 2 ER unit and sub-unit command teams and relevant principal staff.</w:t>
       </w:r>
     </w:p>
     <w:p>
@@ -742,7 +727,7 @@
           <w:b w:val="false"/>
           <w:i w:val="false"/>
         </w:rPr>
-        <w:t xml:space="preserve"> Off-site venue in the Palmerston North area; exact location to be confirmed</w:t>
+        <w:t xml:space="preserve"> Off-site venue in the Palmerston North area; exact location to be confirmed.</w:t>
       </w:r>
     </w:p>
     <w:p>
@@ -778,7 +763,7 @@
           <w:b/>
           <w:i w:val="false"/>
         </w:rPr>
-        <w:t>Requirement:</w:t>
+        <w:t>Participant requirement:</w:t>
       </w:r>
       <w:r>
         <w:rPr>
@@ -786,12 +771,13 @@
           <w:b w:val="false"/>
           <w:i w:val="false"/>
         </w:rPr>
-        <w:t xml:space="preserve"> Each participant will complete a Leadership Personality Report before the facilitated session</w:t>
+        <w:t xml:space="preserve"> Each participant is to complete a Leadership Personality Report before the facilitated session.</w:t>
       </w:r>
     </w:p>
     <w:p>
       <w:pPr>
         <w:pStyle w:val="Heading1"/>
+        <w:spacing w:before="180" w:after="80"/>
         <w:rPr/>
       </w:pPr>
       <w:r>
@@ -808,6 +794,7 @@
     <w:p>
       <w:pPr>
         <w:pStyle w:val="Normal"/>
+        <w:spacing w:lineRule="auto" w:line="264" w:before="0" w:after="80"/>
         <w:rPr/>
       </w:pPr>
       <w:r>
@@ -888,7 +875,7 @@
           <w:b w:val="false"/>
           <w:i w:val="false"/>
         </w:rPr>
-        <w:t>off-site venue and available training facilities;</w:t>
+        <w:t>relevant command relationships and team transitions;</w:t>
       </w:r>
     </w:p>
     <w:p>
@@ -924,7 +911,7 @@
           <w:b w:val="false"/>
           <w:i w:val="false"/>
         </w:rPr>
-        <w:t>arrangements and timelines for completing the Leadership Personality Reports; and</w:t>
+        <w:t>venue and available training facilities;</w:t>
       </w:r>
     </w:p>
     <w:p>
@@ -960,7 +947,43 @@
           <w:b w:val="false"/>
           <w:i w:val="false"/>
         </w:rPr>
-        <w:t>any specific command outcomes or team issues that should inform the facilitation.</w:t>
+        <w:t>arrangements and timelines for completing the Leadership Personality Reports; and</w:t>
+      </w:r>
+    </w:p>
+    <w:p>
+      <w:pPr>
+        <w:pStyle w:val="Normal"/>
+        <w:tabs>
+          <w:tab w:val="clear" w:pos="720"/>
+          <w:tab w:val="left" w:pos="397" w:leader="none"/>
+        </w:tabs>
+        <w:spacing w:before="0" w:after="40"/>
+        <w:ind w:hanging="238" w:left="397"/>
+        <w:rPr/>
+      </w:pPr>
+      <w:r>
+        <w:rPr>
+          <w:rFonts w:cs="Arial"/>
+          <w:b/>
+          <w:color w:val="002516"/>
+        </w:rPr>
+        <w:t>•</w:t>
+      </w:r>
+      <w:r>
+        <w:rPr>
+          <w:rFonts w:cs="Arial"/>
+          <w:b/>
+          <w:color w:val="002516"/>
+        </w:rPr>
+        <w:tab/>
+      </w:r>
+      <w:r>
+        <w:rPr>
+          <w:rFonts w:cs="Arial"/>
+          <w:b w:val="false"/>
+          <w:i w:val="false"/>
+        </w:rPr>
+        <w:t>any specific command outcomes that should inform the facilitation.</w:t>
       </w:r>
     </w:p>
     <w:sectPr>
@@ -1032,7 +1055,7 @@
         <w:color w:val="000000"/>
         <w:sz w:val="17"/>
       </w:rPr>
-      <w:t>NZALC | 2 ER Command Off-site</w:t>
+      <w:t>NZALC | Te Whiā Command Week 2026</w:t>
       <w:tab/>
       <w:t>ACS 2026</w:t>
       <w:tab/>
@@ -1156,7 +1179,7 @@
         <w:color w:val="000000"/>
         <w:sz w:val="17"/>
       </w:rPr>
-      <w:t>NZALC | 2 ER Command Off-site</w:t>
+      <w:t>NZALC | Te Whiā Command Week 2026</w:t>
       <w:tab/>
       <w:t>ACS 2026</w:t>
       <w:tab/>
@@ -1472,7 +1495,7 @@
       <w:rFonts w:ascii="Arial" w:hAnsi="Arial" w:cs="Arial" w:eastAsia="WenQuanYi Zen Hei"/>
       <w:color w:val="000000"/>
       <w:kern w:val="0"/>
-      <w:sz w:val="21"/>
+      <w:sz w:val="20"/>
       <w:szCs w:val="22"/>
       <w:lang w:val="en-US" w:eastAsia="en-US" w:bidi="ar-SA"/>
     </w:rPr>

--- a/output/2er-command-week-nzalc-support.docx
+++ b/output/2er-command-week-nzalc-support.docx
@@ -54,26 +54,6 @@
         <w:pStyle w:val="Normal"/>
         <w:keepNext w:val="true"/>
         <w:pageBreakBefore w:val="false"/>
-        <w:spacing w:before="0" w:after="0"/>
-        <w:rPr/>
-      </w:pPr>
-      <w:r>
-        <w:rPr>
-          <w:rFonts w:cs="Arial"/>
-          <w:b/>
-          <w:i w:val="false"/>
-          <w:color w:val="002516"/>
-          <w:spacing w:val="40"/>
-          <w:sz w:val="20"/>
-        </w:rPr>
-        <w:t>NZALC LEADERSHIP DEVELOPMENT SUPPORT TO 2 ER</w:t>
-      </w:r>
-    </w:p>
-    <w:p>
-      <w:pPr>
-        <w:pStyle w:val="Normal"/>
-        <w:keepNext w:val="true"/>
-        <w:pageBreakBefore w:val="false"/>
         <w:spacing w:before="0" w:after="80"/>
         <w:rPr/>
       </w:pPr>
@@ -84,7 +64,7 @@
           <w:color w:val="000000"/>
           <w:sz w:val="48"/>
         </w:rPr>
-        <w:t>Te Whiā Command Week 2026</w:t>
+        <w:t>2 ER Command Week, 16 to 20 Nov 2026</w:t>
       </w:r>
     </w:p>
     <w:p>
@@ -116,7 +96,7 @@
           <w:color w:val="002516"/>
           <w:sz w:val="20"/>
         </w:rPr>
-        <w:t>New Zealand Army Leadership Centre | Army Command School</w:t>
+        <w:t>New Zealand Army Leadership Centre</w:t>
       </w:r>
     </w:p>
     <w:p>
@@ -144,7 +124,7 @@
           <w:color w:val="000000"/>
           <w:sz w:val="18"/>
         </w:rPr>
-        <w:t>September 2026</w:t>
+        <w:t>17 September 2026</w:t>
       </w:r>
     </w:p>
     <w:p>
@@ -186,7 +166,7 @@
           <w:b w:val="false"/>
           <w:i w:val="false"/>
         </w:rPr>
-        <w:t>To outline NZALC's contribution to Te Whiā Command Week 2026.</w:t>
+        <w:t>To outline NZALC's contribution to the 2 ER Command Week 2026.</w:t>
       </w:r>
     </w:p>
     <w:p>
@@ -683,7 +663,7 @@
           <w:b w:val="false"/>
           <w:i w:val="false"/>
         </w:rPr>
-        <w:t xml:space="preserve"> Up to 17 personnel drawn from 2 ER unit and sub-unit command teams and relevant principal staff.</w:t>
+        <w:t xml:space="preserve"> Up to 18 personnel drawn from 2 ER unit and sub-unit command teams and relevant principal staff.</w:t>
       </w:r>
     </w:p>
     <w:p>
@@ -771,7 +751,7 @@
           <w:b w:val="false"/>
           <w:i w:val="false"/>
         </w:rPr>
-        <w:t xml:space="preserve"> Each participant is to complete a Leadership Personality Report before the facilitated session.</w:t>
+        <w:t xml:space="preserve"> Each participant is to complete a Leadership Personality Report and ROCKET Model Survey before the facilitated session.</w:t>
       </w:r>
     </w:p>
     <w:p>
@@ -875,7 +855,7 @@
           <w:b w:val="false"/>
           <w:i w:val="false"/>
         </w:rPr>
-        <w:t>relevant command relationships and team transitions;</w:t>
+        <w:t>venue and available training facilities; and</w:t>
       </w:r>
     </w:p>
     <w:p>
@@ -911,79 +891,7 @@
           <w:b w:val="false"/>
           <w:i w:val="false"/>
         </w:rPr>
-        <w:t>venue and available training facilities;</w:t>
-      </w:r>
-    </w:p>
-    <w:p>
-      <w:pPr>
-        <w:pStyle w:val="Normal"/>
-        <w:tabs>
-          <w:tab w:val="clear" w:pos="720"/>
-          <w:tab w:val="left" w:pos="397" w:leader="none"/>
-        </w:tabs>
-        <w:spacing w:before="0" w:after="40"/>
-        <w:ind w:hanging="238" w:left="397"/>
-        <w:rPr/>
-      </w:pPr>
-      <w:r>
-        <w:rPr>
-          <w:rFonts w:cs="Arial"/>
-          <w:b/>
-          <w:color w:val="002516"/>
-        </w:rPr>
-        <w:t>•</w:t>
-      </w:r>
-      <w:r>
-        <w:rPr>
-          <w:rFonts w:cs="Arial"/>
-          <w:b/>
-          <w:color w:val="002516"/>
-        </w:rPr>
-        <w:tab/>
-      </w:r>
-      <w:r>
-        <w:rPr>
-          <w:rFonts w:cs="Arial"/>
-          <w:b w:val="false"/>
-          <w:i w:val="false"/>
-        </w:rPr>
-        <w:t>arrangements and timelines for completing the Leadership Personality Reports; and</w:t>
-      </w:r>
-    </w:p>
-    <w:p>
-      <w:pPr>
-        <w:pStyle w:val="Normal"/>
-        <w:tabs>
-          <w:tab w:val="clear" w:pos="720"/>
-          <w:tab w:val="left" w:pos="397" w:leader="none"/>
-        </w:tabs>
-        <w:spacing w:before="0" w:after="40"/>
-        <w:ind w:hanging="238" w:left="397"/>
-        <w:rPr/>
-      </w:pPr>
-      <w:r>
-        <w:rPr>
-          <w:rFonts w:cs="Arial"/>
-          <w:b/>
-          <w:color w:val="002516"/>
-        </w:rPr>
-        <w:t>•</w:t>
-      </w:r>
-      <w:r>
-        <w:rPr>
-          <w:rFonts w:cs="Arial"/>
-          <w:b/>
-          <w:color w:val="002516"/>
-        </w:rPr>
-        <w:tab/>
-      </w:r>
-      <w:r>
-        <w:rPr>
-          <w:rFonts w:cs="Arial"/>
-          <w:b w:val="false"/>
-          <w:i w:val="false"/>
-        </w:rPr>
-        <w:t>any specific command outcomes that should inform the facilitation.</w:t>
+        <w:t>arrangements and timelines for completing the Leadership Personality Reports and ROCKET Model Survey.</w:t>
       </w:r>
     </w:p>
     <w:sectPr>
@@ -1055,7 +963,7 @@
         <w:color w:val="000000"/>
         <w:sz w:val="17"/>
       </w:rPr>
-      <w:t>NZALC | Te Whiā Command Week 2026</w:t>
+      <w:t>NZALC | 2 ER Command Week 2026</w:t>
       <w:tab/>
       <w:t>ACS 2026</w:t>
       <w:tab/>
@@ -1179,7 +1087,7 @@
         <w:color w:val="000000"/>
         <w:sz w:val="17"/>
       </w:rPr>
-      <w:t>NZALC | Te Whiā Command Week 2026</w:t>
+      <w:t>NZALC | 2 ER Command Week 2026</w:t>
       <w:tab/>
       <w:t>ACS 2026</w:t>
       <w:tab/>

--- a/output/2er-command-week-nzalc-support.docx
+++ b/output/2er-command-week-nzalc-support.docx
@@ -64,7 +64,7 @@
           <w:color w:val="000000"/>
           <w:sz w:val="48"/>
         </w:rPr>
-        <w:t>2 ER Command Week, 16 to 20 Nov 2026</w:t>
+        <w:t>NZALC Support to 2 ER Command Week</w:t>
       </w:r>
     </w:p>
     <w:p>
@@ -442,7 +442,7 @@
             <w:tcBorders>
               <w:top w:val="single" w:sz="4" w:space="0" w:color="D9D9D2"/>
               <w:left w:val="single" w:sz="4" w:space="0" w:color="A89662"/>
-              <w:bottom w:val="single" w:sz="4" w:space="0" w:color="A89662"/>
+              <w:bottom w:val="single" w:sz="4" w:space="0" w:color="D9D9D2"/>
               <w:right w:val="single" w:sz="4" w:space="0" w:color="D9D9D2"/>
             </w:tcBorders>
             <w:shd w:color="auto" w:fill="CDD2B7" w:val="clear"/>
@@ -471,7 +471,7 @@
             <w:tcBorders>
               <w:top w:val="single" w:sz="4" w:space="0" w:color="D9D9D2"/>
               <w:left w:val="single" w:sz="4" w:space="0" w:color="D9D9D2"/>
-              <w:bottom w:val="single" w:sz="4" w:space="0" w:color="A89662"/>
+              <w:bottom w:val="single" w:sz="4" w:space="0" w:color="D9D9D2"/>
               <w:right w:val="single" w:sz="4" w:space="0" w:color="D9D9D2"/>
             </w:tcBorders>
           </w:tcPr>
@@ -498,7 +498,7 @@
             <w:tcBorders>
               <w:top w:val="single" w:sz="4" w:space="0" w:color="D9D9D2"/>
               <w:left w:val="single" w:sz="4" w:space="0" w:color="D9D9D2"/>
-              <w:bottom w:val="single" w:sz="4" w:space="0" w:color="A89662"/>
+              <w:bottom w:val="single" w:sz="4" w:space="0" w:color="D9D9D2"/>
               <w:right w:val="single" w:sz="4" w:space="0" w:color="A89662"/>
             </w:tcBorders>
           </w:tcPr>
@@ -520,6 +520,94 @@
           </w:p>
         </w:tc>
       </w:tr>
+      <w:tr>
+        <w:trPr>
+          <w:cantSplit w:val="true"/>
+        </w:trPr>
+        <w:tc>
+          <w:tcPr>
+            <w:tcW w:w="2040" w:type="dxa"/>
+            <w:tcBorders>
+              <w:top w:val="single" w:sz="4" w:space="0" w:color="D9D9D2"/>
+              <w:left w:val="single" w:sz="4" w:space="0" w:color="A89662"/>
+              <w:bottom w:val="single" w:sz="4" w:space="0" w:color="A89662"/>
+              <w:right w:val="single" w:sz="4" w:space="0" w:color="D9D9D2"/>
+            </w:tcBorders>
+            <w:shd w:color="auto" w:fill="CDD2B7" w:val="clear"/>
+          </w:tcPr>
+          <w:p>
+            <w:pPr>
+              <w:pStyle w:val="Normal"/>
+              <w:spacing w:lineRule="auto" w:line="268" w:before="0" w:after="0"/>
+              <w:rPr/>
+            </w:pPr>
+            <w:r>
+              <w:rPr>
+                <w:rFonts w:cs="Arial"/>
+                <w:b/>
+                <w:i w:val="false"/>
+                <w:color w:val="002516"/>
+                <w:sz w:val="18"/>
+              </w:rPr>
+              <w:t>Tuesday 17 November, 1200 to 1400</w:t>
+            </w:r>
+          </w:p>
+        </w:tc>
+        <w:tc>
+          <w:tcPr>
+            <w:tcW w:w="3629" w:type="dxa"/>
+            <w:tcBorders>
+              <w:top w:val="single" w:sz="4" w:space="0" w:color="D9D9D2"/>
+              <w:left w:val="single" w:sz="4" w:space="0" w:color="D9D9D2"/>
+              <w:bottom w:val="single" w:sz="4" w:space="0" w:color="A89662"/>
+              <w:right w:val="single" w:sz="4" w:space="0" w:color="D9D9D2"/>
+            </w:tcBorders>
+          </w:tcPr>
+          <w:p>
+            <w:pPr>
+              <w:pStyle w:val="Normal"/>
+              <w:spacing w:lineRule="auto" w:line="268" w:before="0" w:after="0"/>
+              <w:rPr/>
+            </w:pPr>
+            <w:r>
+              <w:rPr>
+                <w:rFonts w:cs="Arial"/>
+                <w:b w:val="false"/>
+                <w:i w:val="false"/>
+                <w:sz w:val="18"/>
+              </w:rPr>
+              <w:t>Flexibility</w:t>
+            </w:r>
+          </w:p>
+        </w:tc>
+        <w:tc>
+          <w:tcPr>
+            <w:tcW w:w="3628" w:type="dxa"/>
+            <w:tcBorders>
+              <w:top w:val="single" w:sz="4" w:space="0" w:color="D9D9D2"/>
+              <w:left w:val="single" w:sz="4" w:space="0" w:color="D9D9D2"/>
+              <w:bottom w:val="single" w:sz="4" w:space="0" w:color="A89662"/>
+              <w:right w:val="single" w:sz="4" w:space="0" w:color="A89662"/>
+            </w:tcBorders>
+          </w:tcPr>
+          <w:p>
+            <w:pPr>
+              <w:pStyle w:val="Normal"/>
+              <w:spacing w:lineRule="auto" w:line="268" w:before="0" w:after="0"/>
+              <w:rPr/>
+            </w:pPr>
+            <w:r>
+              <w:rPr>
+                <w:rFonts w:cs="Arial"/>
+                <w:b w:val="false"/>
+                <w:i w:val="false"/>
+                <w:sz w:val="18"/>
+              </w:rPr>
+              <w:t>Retained to continue productive discussion or consolidate learning if required.</w:t>
+            </w:r>
+          </w:p>
+        </w:tc>
+      </w:tr>
     </w:tbl>
     <w:p>
       <w:pPr>
@@ -529,21 +617,6 @@
       </w:pPr>
       <w:r>
         <w:rPr/>
-      </w:r>
-    </w:p>
-    <w:p>
-      <w:pPr>
-        <w:pStyle w:val="Normal"/>
-        <w:spacing w:lineRule="auto" w:line="264" w:before="0" w:after="80"/>
-        <w:rPr/>
-      </w:pPr>
-      <w:r>
-        <w:rPr>
-          <w:rFonts w:cs="Arial"/>
-          <w:b w:val="false"/>
-          <w:i w:val="false"/>
-        </w:rPr>
-        <w:t>The period 1200 to 1400 Tuesday will be retained as flexibility to continue productive discussion or consolidate learning if required.</w:t>
       </w:r>
     </w:p>
     <w:p>
@@ -663,7 +736,7 @@
           <w:b w:val="false"/>
           <w:i w:val="false"/>
         </w:rPr>
-        <w:t xml:space="preserve"> Up to 18 personnel drawn from 2 ER unit and sub-unit command teams and relevant principal staff.</w:t>
+        <w:t xml:space="preserve"> Up to 18 personnel drawn from 2 ER unit, incl sub-unit command teams and relevant principal staff.</w:t>
       </w:r>
     </w:p>
     <w:p>
